--- a/docs/лаб5.docx
+++ b/docs/лаб5.docx
@@ -111,7 +111,7 @@
           <w:bCs/>
           <w:szCs w:val="28"/>
         </w:rPr>
-        <w:t>перспективной инженерии</w:t>
+        <w:t>Информационных технологий и кибербезопасности</w:t>
       </w:r>
     </w:p>
     <w:p>
@@ -307,7 +307,7 @@
           <w:b/>
           <w:color w:val="000000" w:themeColor="text1"/>
           <w:szCs w:val="28"/>
-          <w:lang w:val="en-US" w:eastAsia="ru-RU"/>
+          <w:lang w:eastAsia="ru-RU"/>
         </w:rPr>
       </w:pPr>
       <w:r>
@@ -807,7 +807,16 @@
                 <w:szCs w:val="28"/>
                 <w:u w:val="single"/>
               </w:rPr>
-              <w:t>, Института Перспективной Инженерии</w:t>
+              <w:t xml:space="preserve">, </w:t>
+            </w:r>
+            <w:r>
+              <w:rPr>
+                <w:bCs/>
+                <w:sz w:val="24"/>
+                <w:szCs w:val="24"/>
+                <w:u w:val="single"/>
+              </w:rPr>
+              <w:t>Информационных технологий и кибербезопасности</w:t>
             </w:r>
           </w:p>
           <w:p>
@@ -1370,7 +1379,6 @@
         <w:jc w:val="both"/>
         <w:rPr>
           <w:szCs w:val="40"/>
-          <w:lang w:val="en-US"/>
         </w:rPr>
       </w:pPr>
       <w:r>
@@ -1686,19 +1694,7 @@
         <w:rPr>
           <w:szCs w:val="28"/>
         </w:rPr>
-        <w:t>П</w:t>
-      </w:r>
-      <w:r>
-        <w:rPr>
-          <w:szCs w:val="28"/>
-        </w:rPr>
-        <w:t>редоставляет простой интерфейс к сложной системе классов или библиотеке.</w:t>
-      </w:r>
-      <w:r>
-        <w:rPr>
-          <w:szCs w:val="28"/>
-        </w:rPr>
-        <w:t xml:space="preserve"> </w:t>
+        <w:t xml:space="preserve">Предоставляет простой интерфейс к сложной системе классов или библиотеке. </w:t>
       </w:r>
     </w:p>
     <w:p>
@@ -2104,6 +2100,7 @@
       </w:pPr>
       <w:r>
         <w:rPr>
+          <w:noProof/>
           <w:szCs w:val="28"/>
         </w:rPr>
         <w:lastRenderedPageBreak/>
@@ -2453,6 +2450,7 @@
         <w:rPr>
           <w:rFonts w:cs="Times New Roman"/>
           <w:szCs w:val="28"/>
+          <w:lang w:val="en-US"/>
         </w:rPr>
       </w:pPr>
       <w:r>
@@ -2467,6 +2465,7 @@
         <w:rPr>
           <w:rFonts w:cs="Times New Roman"/>
           <w:szCs w:val="28"/>
+          <w:lang w:val="en-US"/>
         </w:rPr>
         <w:t>{</w:t>
       </w:r>
@@ -2485,8 +2484,16 @@
         <w:rPr>
           <w:rFonts w:cs="Times New Roman"/>
           <w:szCs w:val="28"/>
-        </w:rPr>
-        <w:t xml:space="preserve">        _</w:t>
+          <w:lang w:val="en-US"/>
+        </w:rPr>
+        <w:t xml:space="preserve">        </w:t>
+      </w:r>
+      <w:r>
+        <w:rPr>
+          <w:rFonts w:cs="Times New Roman"/>
+          <w:szCs w:val="28"/>
+        </w:rPr>
+        <w:t>_</w:t>
       </w:r>
       <w:proofErr w:type="spellStart"/>
       <w:r>
@@ -2529,7 +2536,6 @@
         <w:rPr>
           <w:rFonts w:cs="Times New Roman"/>
           <w:szCs w:val="28"/>
-          <w:lang w:val="en-US"/>
         </w:rPr>
       </w:pPr>
       <w:r>
@@ -3568,7 +3574,6 @@
         <w:rPr>
           <w:rFonts w:cs="Times New Roman"/>
           <w:szCs w:val="28"/>
-          <w:lang w:val="en-US"/>
         </w:rPr>
       </w:pPr>
       <w:r>
@@ -5337,6 +5342,7 @@
       </w:pPr>
       <w:r>
         <w:rPr>
+          <w:noProof/>
           <w:szCs w:val="28"/>
           <w:lang w:val="en-US"/>
         </w:rPr>
@@ -5384,7 +5390,6 @@
         <w:jc w:val="center"/>
         <w:rPr>
           <w:szCs w:val="28"/>
-          <w:lang w:val="en-US"/>
         </w:rPr>
       </w:pPr>
       <w:r>
@@ -5606,21 +5611,7 @@
           <w:sz w:val="28"/>
           <w:szCs w:val="28"/>
         </w:rPr>
-        <w:t>Значительная часть их состояния может быть вынесена как разделяемая</w:t>
-      </w:r>
-      <w:r>
-        <w:rPr>
-          <w:sz w:val="28"/>
-          <w:szCs w:val="28"/>
-        </w:rPr>
-        <w:t>/общее состояние</w:t>
-      </w:r>
-      <w:r>
-        <w:rPr>
-          <w:sz w:val="28"/>
-          <w:szCs w:val="28"/>
-        </w:rPr>
-        <w:t>.</w:t>
+        <w:t>Значительная часть их состояния может быть вынесена как разделяемая/общее состояние.</w:t>
       </w:r>
     </w:p>
     <w:p>
@@ -5967,6 +5958,7 @@
       </w:pPr>
       <w:r>
         <w:rPr>
+          <w:noProof/>
           <w:szCs w:val="28"/>
           <w:lang w:val="en-US"/>
         </w:rPr>
@@ -6025,7 +6017,6 @@
       <w:r>
         <w:rPr>
           <w:szCs w:val="28"/>
-          <w:lang w:val="en-US"/>
         </w:rPr>
         <w:t>4</w:t>
       </w:r>
@@ -7573,12 +7564,14 @@
         <w:rPr>
           <w:rFonts w:cs="Times New Roman"/>
           <w:szCs w:val="28"/>
-        </w:rPr>
-      </w:pPr>
-      <w:r>
-        <w:rPr>
-          <w:rFonts w:cs="Times New Roman"/>
-          <w:szCs w:val="28"/>
+          <w:lang w:val="en-US"/>
+        </w:rPr>
+      </w:pPr>
+      <w:r>
+        <w:rPr>
+          <w:rFonts w:cs="Times New Roman"/>
+          <w:szCs w:val="28"/>
+          <w:lang w:val="en-US"/>
         </w:rPr>
         <w:t>}</w:t>
       </w:r>
@@ -8861,6 +8854,7 @@
       </w:pPr>
       <w:r>
         <w:rPr>
+          <w:noProof/>
           <w:szCs w:val="28"/>
           <w:lang w:val="en-US"/>
         </w:rPr>
@@ -8908,7 +8902,6 @@
         <w:jc w:val="center"/>
         <w:rPr>
           <w:szCs w:val="28"/>
-          <w:lang w:val="en-US"/>
         </w:rPr>
       </w:pPr>
       <w:r>
@@ -13882,6 +13875,7 @@
   <w:style w:type="character" w:default="1" w:styleId="a0">
     <w:name w:val="Default Paragraph Font"/>
     <w:uiPriority w:val="1"/>
+    <w:semiHidden/>
     <w:unhideWhenUsed/>
   </w:style>
   <w:style w:type="table" w:default="1" w:styleId="a1">
